--- a/data/revised_2026-10_full/tracked/v2/Maths/SS1.3_Quadratic_Equations/Mathematics_Quadratic_Equations_SummaryTable_TRACKED.docx
+++ b/data/revised_2026-10_full/tracked/v2/Maths/SS1.3_Quadratic_Equations/Mathematics_Quadratic_Equations_SummaryTable_TRACKED.docx
@@ -923,7 +923,7 @@
               </w:rPr>
               <w:t xml:space="preserve">What did we learn? Example: Factorising means writing an expression as a product of brackets, and it is the reverse of expanding. We can always check a factorisation by expanding it. Perfect squares and the difference of two squares are special patterns</w:t>
             </w:r>
-            <w:del w:id="9001" w:author="Claude (AI) - proposed" w:date="2026-10-15T12:57:39Z">
+            <w:del w:id="9001" w:author="Claude (AI) - proposed" w:date="2026-10-18T00:30:49Z">
               <w:r>
                 <w:rPr>
                   <w:rFonts w:ascii="Arial" w:cs="Arial" w:eastAsia="Arial" w:hAnsi="Arial"/>
@@ -938,7 +938,7 @@
                 <w:delText xml:space="preserve">.</w:delText>
               </w:r>
             </w:del>
-            <w:ins w:id="9002" w:author="Claude (AI) - proposed" w:date="2026-10-15T12:57:39Z">
+            <w:ins w:id="9002" w:author="Claude (AI) - proposed" w:date="2026-10-18T00:30:49Z">
               <w:r>
                 <w:rPr>
                   <w:rFonts w:ascii="Arial" w:cs="Arial" w:eastAsia="Arial" w:hAnsi="Arial"/>
@@ -1724,7 +1724,7 @@
         </w:rPr>
         <w:t xml:space="preserve">© 2026 SeaVuria and ARES. This work is licensed under a </w:t>
       </w:r>
-      <w:hyperlink w:history="1" r:id="rIdzssx75c8cpbbmv4dm2acl">
+      <w:hyperlink w:history="1" r:id="rIdgueku-hmqdo1iahc8z5rp">
         <w:r>
           <w:rPr>
             <w:rFonts w:ascii="Arial" w:cs="Arial" w:eastAsia="Arial" w:hAnsi="Arial"/>
@@ -1744,7 +1744,7 @@
         </w:rPr>
         <w:t xml:space="preserve"> (</w:t>
       </w:r>
-      <w:hyperlink w:history="1" r:id="rIdri3liabcx9ndtofwpol06">
+      <w:hyperlink w:history="1" r:id="rIdkcx83jey8ycmvonhlibx8">
         <w:r>
           <w:rPr>
             <w:rFonts w:ascii="Arial" w:cs="Arial" w:eastAsia="Arial" w:hAnsi="Arial"/>
@@ -1764,7 +1764,7 @@
         </w:rPr>
         <w:t xml:space="preserve">). To view a copy of this license, visit </w:t>
       </w:r>
-      <w:hyperlink w:history="1" r:id="rIdzg2cozvm3xzu8anbfgbpx">
+      <w:hyperlink w:history="1" r:id="rIdygnhx0n4xqwrftjzq7krx">
         <w:r>
           <w:rPr>
             <w:rFonts w:ascii="Arial" w:cs="Arial" w:eastAsia="Arial" w:hAnsi="Arial"/>
